--- a/HW01_A2_DLdocx.docx
+++ b/HW01_A2_DLdocx.docx
@@ -12,8 +12,16 @@
       <w:pPr>
         <w:jc w:val="right"/>
       </w:pPr>
+      <w:commentRangeStart w:id="1"/>
       <w:r>
         <w:t>Due 2026-Sept-17</w:t>
+      </w:r>
+      <w:commentRangeEnd w:id="1"/>
+      <w:r>
+        <w:rPr>
+          <w:rStyle w:val="CommentReference"/>
+        </w:rPr>
+        <w:commentReference w:id="1"/>
       </w:r>
     </w:p>
     <w:p>
@@ -866,12 +874,20 @@
                 <w:lang w:val="en-US" w:eastAsia="zh-CN"/>
               </w:rPr>
             </w:pPr>
+            <w:commentRangeStart w:id="2"/>
             <w:r>
               <w:rPr>
                 <w:rFonts w:hint="eastAsia" w:eastAsia="SimSun"/>
                 <w:lang w:val="en-US" w:eastAsia="zh-CN"/>
               </w:rPr>
               <w:t>O(log n)means operation time increase logarithmically when n increases.</w:t>
+            </w:r>
+            <w:commentRangeEnd w:id="2"/>
+            <w:r>
+              <w:rPr>
+                <w:rStyle w:val="CommentReference"/>
+              </w:rPr>
+              <w:commentReference w:id="2"/>
             </w:r>
           </w:p>
           <w:p>
@@ -1121,11 +1137,19 @@
                 <w:rFonts w:hint="default"/>
               </w:rPr>
             </w:pPr>
+            <w:commentRangeStart w:id="3"/>
             <w:r>
               <w:rPr>
                 <w:rFonts w:hint="default"/>
               </w:rPr>
               <w:t xml:space="preserve">        count=count+1</w:t>
+            </w:r>
+            <w:commentRangeEnd w:id="3"/>
+            <w:r>
+              <w:rPr>
+                <w:rStyle w:val="CommentReference"/>
+              </w:rPr>
+              <w:commentReference w:id="3"/>
             </w:r>
           </w:p>
           <w:p>
@@ -1309,12 +1333,20 @@
                 <w:lang w:val="en-US" w:eastAsia="zh-CN"/>
               </w:rPr>
             </w:pPr>
+            <w:commentRangeStart w:id="4"/>
             <w:r>
               <w:rPr>
                 <w:rFonts w:hint="eastAsia" w:eastAsia="SimSun"/>
                 <w:lang w:val="en-US" w:eastAsia="zh-CN"/>
               </w:rPr>
               <w:t>For binary_search(data,20), mid indices visited:3,5,4, number of comparisons:3 not found answer is -1</w:t>
+            </w:r>
+            <w:commentRangeEnd w:id="4"/>
+            <w:r>
+              <w:rPr>
+                <w:rStyle w:val="CommentReference"/>
+              </w:rPr>
+              <w:commentReference w:id="4"/>
             </w:r>
           </w:p>
         </w:tc>
@@ -1434,12 +1466,20 @@
                 <w:lang w:val="en-US" w:eastAsia="zh-CN"/>
               </w:rPr>
             </w:pPr>
+            <w:commentRangeStart w:id="5"/>
             <w:r>
               <w:rPr>
                 <w:rFonts w:hint="eastAsia" w:eastAsia="SimSun"/>
                 <w:lang w:val="en-US" w:eastAsia="zh-CN"/>
               </w:rPr>
               <w:t>In the inside loop, the index of outside loop is always pointed to the element that requires insertion to the correct space. The index of inside loop loops backwards and continually comparing elements to ensure that the element pointed by the outside loop index is inserted into the correct position</w:t>
+            </w:r>
+            <w:commentRangeEnd w:id="5"/>
+            <w:r>
+              <w:rPr>
+                <w:rStyle w:val="CommentReference"/>
+              </w:rPr>
+              <w:commentReference w:id="5"/>
             </w:r>
           </w:p>
         </w:tc>
@@ -1570,11 +1610,19 @@
                 <w:rFonts w:hint="default"/>
               </w:rPr>
             </w:pPr>
+            <w:commentRangeStart w:id="6"/>
             <w:r>
               <w:rPr>
                 <w:rFonts w:hint="default"/>
               </w:rPr>
               <w:t xml:space="preserve">        while values[index]&gt;temp:</w:t>
+            </w:r>
+            <w:commentRangeEnd w:id="6"/>
+            <w:r>
+              <w:rPr>
+                <w:rStyle w:val="CommentReference"/>
+              </w:rPr>
+              <w:commentReference w:id="6"/>
             </w:r>
           </w:p>
           <w:p>
@@ -1710,12 +1758,20 @@
                 <w:lang w:val="en-US" w:eastAsia="zh-CN"/>
               </w:rPr>
             </w:pPr>
+            <w:commentRangeStart w:id="7"/>
             <w:r>
               <w:rPr>
                 <w:rFonts w:hint="eastAsia" w:eastAsia="SimSun"/>
                 <w:lang w:val="en-US" w:eastAsia="zh-CN"/>
               </w:rPr>
               <w:t xml:space="preserve">Best case O(n): </w:t>
+            </w:r>
+            <w:commentRangeEnd w:id="7"/>
+            <w:r>
+              <w:rPr>
+                <w:rStyle w:val="CommentReference"/>
+              </w:rPr>
+              <w:commentReference w:id="7"/>
             </w:r>
           </w:p>
           <w:p>
@@ -2323,12 +2379,20 @@
                 <w:lang w:val="en-US" w:eastAsia="zh-CN"/>
               </w:rPr>
             </w:pPr>
+            <w:commentRangeStart w:id="8"/>
             <w:r>
               <w:rPr>
                 <w:rFonts w:hint="eastAsia" w:eastAsia="SimSun"/>
                 <w:lang w:val="en-US" w:eastAsia="zh-CN"/>
               </w:rPr>
               <w:t>0</w:t>
+            </w:r>
+            <w:commentRangeEnd w:id="8"/>
+            <w:r>
+              <w:rPr>
+                <w:rStyle w:val="CommentReference"/>
+              </w:rPr>
+              <w:commentReference w:id="8"/>
             </w:r>
           </w:p>
         </w:tc>
@@ -2487,12 +2551,20 @@
                 <w:lang w:val="en-US" w:eastAsia="zh-CN"/>
               </w:rPr>
             </w:pPr>
+            <w:commentRangeStart w:id="9"/>
             <w:r>
               <w:rPr>
                 <w:rFonts w:hint="eastAsia" w:eastAsia="SimSun"/>
                 <w:lang w:val="en-US" w:eastAsia="zh-CN"/>
               </w:rPr>
               <w:t>Its time complexity is O(2^n) which means the worst theoretically operation time increases exponentially as the value of n increases.</w:t>
+            </w:r>
+            <w:commentRangeEnd w:id="9"/>
+            <w:r>
+              <w:rPr>
+                <w:rStyle w:val="CommentReference"/>
+              </w:rPr>
+              <w:commentReference w:id="9"/>
             </w:r>
           </w:p>
         </w:tc>
@@ -2645,11 +2717,19 @@
             <w:pPr>
               <w:spacing w:line="240" w:lineRule="auto"/>
             </w:pPr>
+            <w:commentRangeStart w:id="10"/>
             <w:r>
               <w:rPr>
                 <w:rFonts w:hint="default"/>
               </w:rPr>
               <w:t>print(a[n-1])</w:t>
+            </w:r>
+            <w:commentRangeEnd w:id="10"/>
+            <w:r>
+              <w:rPr>
+                <w:rStyle w:val="CommentReference"/>
+              </w:rPr>
+              <w:commentReference w:id="10"/>
             </w:r>
           </w:p>
         </w:tc>
@@ -3037,11 +3117,19 @@
                 <w:rFonts w:hint="default"/>
               </w:rPr>
             </w:pPr>
+            <w:commentRangeStart w:id="11"/>
             <w:r>
               <w:rPr>
                 <w:rFonts w:hint="default"/>
               </w:rPr>
               <w:t>a=[None]*100</w:t>
+            </w:r>
+            <w:commentRangeEnd w:id="11"/>
+            <w:r>
+              <w:rPr>
+                <w:rStyle w:val="CommentReference"/>
+              </w:rPr>
+              <w:commentReference w:id="11"/>
             </w:r>
           </w:p>
           <w:p>
@@ -3179,6 +3267,88 @@
     </w:sectPr>
   </w:body>
 </w:document>
+</file>
+
+<file path=word/comments.xml><?xml version="1.0" encoding="utf-8"?>
+<w:comments xmlns:w="http://schemas.openxmlformats.org/wordprocessingml/2006/main">
+  <w:comment w:id="1" w:author="Teacher" w:date="2026-09-25T12:00:00Z" w:initials="T">
+    <w:p>
+      <w:r>
+        <w:t xml:space="preserve">Late submission: this homework was due on 17 September 2026 but was uploaded on 22 September 2026, five days late. A penalty of 20 marks has been applied: 75 - 20 = 55. The work itself was marked normally, so the comments below show the marks your answers earned before the penalty.</w:t>
+      </w:r>
+    </w:p>
+  </w:comment>
+  <w:comment w:id="2" w:author="Teacher" w:date="2026-09-25T12:00:00Z" w:initials="T">
+    <w:p>
+      <w:r>
+        <w:t xml:space="preserve">1/4 - You describe how the time grows, which earns 1 mark for the general meaning of O(log n). The question asks what it means for a binary search, so the search-specific points are needed: each comparison halves the remaining search space; the number of comparisons is therefore log2(n); and doubling the number of items adds only one extra comparison. (-3)</w:t>
+      </w:r>
+    </w:p>
+  </w:comment>
+  <w:comment w:id="3" w:author="Teacher" w:date="2026-09-25T12:00:00Z" w:initials="T">
+    <w:p>
+      <w:r>
+        <w:t xml:space="preserve">10/12 - The algorithm is correct: both bounds are initialised correctly, the midpoint uses integer division, the equality test returns mid, and the bounds are updated on both branches. However the code does not run: 'count' is declared global and incremented, but it is never initialised anywhere, so the first call raises NameError. Remove the counter (the question does not ask for one) or initialise it before the call. (-2)</w:t>
+      </w:r>
+    </w:p>
+  </w:comment>
+  <w:comment w:id="4" w:author="Teacher" w:date="2026-09-25T12:00:00Z" w:initials="T">
+    <w:p>
+      <w:r>
+        <w:t xml:space="preserve">5/6 - The mid indices (3, 5, 4) and both comparison counts are correct, and you have the outcome of the second search right. The missing point is why the loop stops for the search for 20: after mid index 4, lower becomes 5, which is greater than upper (4), so the condition low &lt;= high fails, the loop ends and -1 is returned. (-1)</w:t>
+      </w:r>
+    </w:p>
+  </w:comment>
+  <w:comment w:id="5" w:author="Teacher" w:date="2026-09-25T12:00:00Z" w:initials="T">
+    <w:p>
+      <w:r>
+        <w:t xml:space="preserve">2/4 - You have two of the four points: each element is taken in turn, and it is inserted into the correct position. Two are missing. First, the first element is treated as an already-ordered sub-list at the start. Second, the larger elements of the ordered part are shifted to the right to make room before the new element is placed - your description of the inner loop mentions comparing but not shifting. (-2)</w:t>
+      </w:r>
+    </w:p>
+  </w:comment>
+  <w:comment w:id="6" w:author="Teacher" w:date="2026-09-25T12:00:00Z" w:initials="T">
+    <w:p>
+      <w:r>
+        <w:t xml:space="preserve">7/12 - The shifting and the final insertion are written correctly, but the function does not work. Two problems: (1) the outer loop starts at 0, so on the first pass index becomes -1; (2) the while condition is missing the bound check, so values[-1] wraps around to the last element of the list instead of stopping, and index keeps going negative. With these two together the function raises IndexError on almost any input - it fails even on an already-sorted list. Use 'for i in range(1, len(values))' and 'while index &gt;= 0 and values[index] &gt; temp'. (-5)</w:t>
+      </w:r>
+    </w:p>
+  </w:comment>
+  <w:comment w:id="7" w:author="Teacher" w:date="2026-09-25T12:00:00Z" w:initials="T">
+    <w:p>
+      <w:r>
+        <w:t xml:space="preserve">2/4 - Both complexities are correct. The question also asks for the initial order of the data that produces each one: the best case O(n) occurs when the data is already sorted (one comparison per element, no shifting), and the worst case O(n squared) occurs when the data is in reverse order. (-2)</w:t>
+      </w:r>
+    </w:p>
+  </w:comment>
+  <w:comment w:id="8" w:author="Teacher" w:date="2026-09-25T12:00:00Z" w:initials="T">
+    <w:p>
+      <w:r>
+        <w:t xml:space="preserve">10/10 - Full marks. All of your return values are correct, and your trace shows that the same value is computed more than once (fib(1) appears twice) - that is the point of the question. You had to choose a value of n because the question does not state one, and that is a fair reading. One point for next time: note the order in which the calls return. The calls made for fib(3) are fib(3), fib(2), fib(1), fib(0), fib(1), so fib(0) returns before the second fib(1).</w:t>
+      </w:r>
+    </w:p>
+  </w:comment>
+  <w:comment w:id="9" w:author="Teacher" w:date="2026-09-25T12:00:00Z" w:initials="T">
+    <w:p>
+      <w:r>
+        <w:t xml:space="preserve">3/6 - You correctly identify the exponential growth in the number of calls. Two points are missing. The cause: the function recalculates the same Fibonacci numbers many times - fib(2) and fib(1) are evaluated again in every branch that reaches them. The consequence: for large n this makes the program far too slow to finish in reasonable time. (-3)</w:t>
+      </w:r>
+    </w:p>
+  </w:comment>
+  <w:comment w:id="10" w:author="Teacher" w:date="2026-09-25T12:00:00Z" w:initials="T">
+    <w:p>
+      <w:r>
+        <w:t xml:space="preserve">4/8 - Your iterative version has the right structure: the base values a[0]=1 and a[1]=1 are correct, and the loop applies a[i] = a[i-1] + a[i-2]. There is an off-by-one error: with those base values a[i] is fib(i), so the function should output a[n] and the loop should run up to n. As written, an input of 4 prints 3, but fib(4) is 5. For the remaining marks, note that the question asks for the function itself rather than a program that reads input and prints the answer, and that the iterative version computes each value only once, giving O(n) instead of O(2^n). (-4)</w:t>
+      </w:r>
+    </w:p>
+  </w:comment>
+  <w:comment w:id="11" w:author="Teacher" w:date="2026-09-25T12:00:00Z" w:initials="T">
+    <w:p>
+      <w:r>
+        <w:t xml:space="preserve">5/8 - All three operations are present, is_empty() returns a boolean correctly, and the empty check inside pop() earns its marks. Marks are lost because the stack does not actually work: the list is created with 100 elements and push() appends to the end, so the first item pushed goes to index 100 while pop() reads a[top-1] = a[0], which is still None. Every pop therefore returns None instead of the item pushed. Two ways to fix it: start with an empty list (a = []) and keep append, or keep the pre-sized list and assign with a[top] = item. A class-based version is what the mark scheme expects, but the question does not require one, so no mark is lost for that. (-3)</w:t>
+      </w:r>
+    </w:p>
+  </w:comment>
+</w:comments>
 </file>
 
 <file path=word/endnotes.xml><?xml version="1.0" encoding="utf-8"?>
